--- a/output/energyMatrix-semantic-model-design-spec(1).docx
+++ b/output/energyMatrix-semantic-model-design-spec(1).docx
@@ -96,7 +96,7 @@
           <w:sz w:val="22"/>
           <w:szCs w:val="22"/>
         </w:rPr>
-        <w:t xml:space="preserve">版本 V1.0</w:t>
+        <w:t>版本 V0.1.1</w:t>
       </w:r>
     </w:p>
     <w:p>
@@ -111,7 +111,7 @@
           <w:sz w:val="22"/>
           <w:szCs w:val="22"/>
         </w:rPr>
-        <w:t xml:space="preserve">和碳技术（南京）有限公司</w:t>
+        <w:t>西门子中国</w:t>
       </w:r>
     </w:p>
     <w:p>
@@ -385,17 +385,8 @@
             <w:vAlign w:val="center"/>
           </w:tcPr>
           <w:p>
-            <w:pPr>
-              <w:spacing w:after="0" w:before="0" w:line="260"/>
-            </w:pPr>
-            <w:r>
-              <w:rPr>
-                <w:rFonts w:ascii="Microsoft YaHei" w:cs="Microsoft YaHei" w:eastAsia="Microsoft YaHei" w:hAnsi="Microsoft YaHei"/>
-                <w:color w:val="1F2933"/>
-                <w:sz w:val="18"/>
-                <w:szCs w:val="18"/>
-              </w:rPr>
-              <w:t xml:space="preserve">V1.0</w:t>
+            <w:r>
+              <w:t>V0.1.1</w:t>
             </w:r>
           </w:p>
         </w:tc>
@@ -553,17 +544,8 @@
             <w:vAlign w:val="center"/>
           </w:tcPr>
           <w:p>
-            <w:pPr>
-              <w:spacing w:after="0" w:before="0" w:line="260"/>
-            </w:pPr>
-            <w:r>
-              <w:rPr>
-                <w:rFonts w:ascii="Microsoft YaHei" w:cs="Microsoft YaHei" w:eastAsia="Microsoft YaHei" w:hAnsi="Microsoft YaHei"/>
-                <w:color w:val="1F2933"/>
-                <w:sz w:val="18"/>
-                <w:szCs w:val="18"/>
-              </w:rPr>
-              <w:t xml:space="preserve">em 0.1.0</w:t>
+            <w:r>
+              <w:t>em 0.1.1</w:t>
             </w:r>
           </w:p>
         </w:tc>
@@ -619,7 +601,7 @@
                 <w:sz w:val="18"/>
                 <w:szCs w:val="18"/>
               </w:rPr>
-              <w:t xml:space="preserve">和碳技术（南京）有限公司 · ai4building</w:t>
+              <w:t>西门子中国 · ai4building</w:t>
             </w:r>
           </w:p>
         </w:tc>
@@ -1237,6 +1219,48 @@
           </w:p>
         </w:tc>
       </w:tr>
+      <w:tr>
+        <w:tc>
+          <w:tcPr>
+            <w:tcW w:type="dxa" w:w="1080"/>
+          </w:tcPr>
+          <w:p>
+            <w:r>
+              <w:t>V0.1.1</w:t>
+            </w:r>
+          </w:p>
+        </w:tc>
+        <w:tc>
+          <w:tcPr>
+            <w:tcW w:type="dxa" w:w="1620"/>
+          </w:tcPr>
+          <w:p>
+            <w:r>
+              <w:t>2026-09</w:t>
+            </w:r>
+          </w:p>
+        </w:tc>
+        <w:tc>
+          <w:tcPr>
+            <w:tcW w:type="dxa" w:w="4680"/>
+          </w:tcPr>
+          <w:p>
+            <w:r>
+              <w:t>新增能流图（Sankey）界面需求；公司主体变更为西门子中国；版本统一为 0.1.1</w:t>
+            </w:r>
+          </w:p>
+        </w:tc>
+        <w:tc>
+          <w:tcPr>
+            <w:tcW w:type="dxa" w:w="1620"/>
+          </w:tcPr>
+          <w:p>
+            <w:r>
+              <w:t>架构组</w:t>
+            </w:r>
+          </w:p>
+        </w:tc>
+      </w:tr>
     </w:tbl>
     <w:p>
       <w:r>
@@ -2374,13 +2398,6 @@
       </w:r>
     </w:p>
     <w:p>
-      <w:pPr>
-        <w:tabs>
-          <w:tab w:val="right" w:pos="9000" w:leader="dot"/>
-        </w:tabs>
-        <w:spacing w:after="30" w:before="100" w:line="280"/>
-        <w:ind w:left="0"/>
-      </w:pPr>
       <w:r>
         <w:rPr>
           <w:rFonts w:ascii="Microsoft YaHei" w:cs="Microsoft YaHei" w:eastAsia="Microsoft YaHei" w:hAnsi="Microsoft YaHei"/>
@@ -2390,24 +2407,24 @@
           <w:sz w:val="20"/>
           <w:szCs w:val="20"/>
         </w:rPr>
-        <w:t xml:space="preserve">附录 A  Xeto 库文件清单</w:t>
-      </w:r>
+        <w:t>7  可视化与界面需求</w:t>
+        <w:tab/>
+        <w:t>19</w:t>
+      </w:r>
+    </w:p>
+    <w:p>
       <w:r>
         <w:rPr>
           <w:rFonts w:ascii="Microsoft YaHei" w:cs="Microsoft YaHei" w:eastAsia="Microsoft YaHei" w:hAnsi="Microsoft YaHei"/>
-          <w:sz w:val="19"/>
-          <w:szCs w:val="19"/>
-        </w:rPr>
+          <w:b/>
+          <w:bCs/>
+          <w:color w:val="0E2A47"/>
+          <w:sz w:val="20"/>
+          <w:szCs w:val="20"/>
+        </w:rPr>
+        <w:t>7.1  能流图（Sankey）</w:t>
         <w:tab/>
-      </w:r>
-      <w:r>
-        <w:rPr>
-          <w:rFonts w:ascii="Consolas" w:cs="Consolas" w:eastAsia="Consolas" w:hAnsi="Consolas"/>
-          <w:color w:val="5B6B7A"/>
-          <w:sz w:val="18"/>
-          <w:szCs w:val="18"/>
-        </w:rPr>
-        <w:t xml:space="preserve">19</w:t>
+        <w:t>19</w:t>
       </w:r>
     </w:p>
     <w:p>
@@ -2427,7 +2444,9 @@
           <w:sz w:val="20"/>
           <w:szCs w:val="20"/>
         </w:rPr>
-        <w:t xml:space="preserve">附录 B  对象速查表</w:t>
+        <w:t>附录 A  Xeto 库文件清单</w:t>
+        <w:tab/>
+        <w:t>20</w:t>
       </w:r>
       <w:r>
         <w:rPr>
@@ -2435,7 +2454,6 @@
           <w:sz w:val="19"/>
           <w:szCs w:val="19"/>
         </w:rPr>
-        <w:tab/>
       </w:r>
       <w:r>
         <w:rPr>
@@ -2444,7 +2462,6 @@
           <w:sz w:val="18"/>
           <w:szCs w:val="18"/>
         </w:rPr>
-        <w:t xml:space="preserve">20</w:t>
       </w:r>
     </w:p>
     <w:p>
@@ -2464,7 +2481,9 @@
           <w:sz w:val="20"/>
           <w:szCs w:val="20"/>
         </w:rPr>
-        <w:t xml:space="preserve">附录 C  枚举值全集</w:t>
+        <w:t>附录 B  对象速查表</w:t>
+        <w:tab/>
+        <w:t>21</w:t>
       </w:r>
       <w:r>
         <w:rPr>
@@ -2472,7 +2491,6 @@
           <w:sz w:val="19"/>
           <w:szCs w:val="19"/>
         </w:rPr>
-        <w:tab/>
       </w:r>
       <w:r>
         <w:rPr>
@@ -2481,7 +2499,43 @@
           <w:sz w:val="18"/>
           <w:szCs w:val="18"/>
         </w:rPr>
-        <w:t xml:space="preserve">21</w:t>
+      </w:r>
+    </w:p>
+    <w:p>
+      <w:pPr>
+        <w:tabs>
+          <w:tab w:val="right" w:pos="9000" w:leader="dot"/>
+        </w:tabs>
+        <w:spacing w:after="30" w:before="100" w:line="280"/>
+        <w:ind w:left="0"/>
+      </w:pPr>
+      <w:r>
+        <w:rPr>
+          <w:rFonts w:ascii="Microsoft YaHei" w:cs="Microsoft YaHei" w:eastAsia="Microsoft YaHei" w:hAnsi="Microsoft YaHei"/>
+          <w:b/>
+          <w:bCs/>
+          <w:color w:val="0E2A47"/>
+          <w:sz w:val="20"/>
+          <w:szCs w:val="20"/>
+        </w:rPr>
+        <w:t>附录 C  枚举值全集</w:t>
+        <w:tab/>
+        <w:t>22</w:t>
+      </w:r>
+      <w:r>
+        <w:rPr>
+          <w:rFonts w:ascii="Microsoft YaHei" w:cs="Microsoft YaHei" w:eastAsia="Microsoft YaHei" w:hAnsi="Microsoft YaHei"/>
+          <w:sz w:val="19"/>
+          <w:szCs w:val="19"/>
+        </w:rPr>
+      </w:r>
+      <w:r>
+        <w:rPr>
+          <w:rFonts w:ascii="Consolas" w:cs="Consolas" w:eastAsia="Consolas" w:hAnsi="Consolas"/>
+          <w:color w:val="5B6B7A"/>
+          <w:sz w:val="18"/>
+          <w:szCs w:val="18"/>
+        </w:rPr>
       </w:r>
     </w:p>
     <w:p>
@@ -19167,6 +19221,62 @@
           <w:szCs w:val="17"/>
         </w:rPr>
         <w:t xml:space="preserve">表 6-1  待决事项清单</w:t>
+      </w:r>
+    </w:p>
+    <w:p>
+      <w:pPr>
+        <w:pStyle w:val="Heading1"/>
+      </w:pPr>
+      <w:r>
+        <w:t>7  可视化与界面需求</w:t>
+      </w:r>
+    </w:p>
+    <w:p>
+      <w:pPr>
+        <w:pStyle w:val="Heading2"/>
+      </w:pPr>
+      <w:r>
+        <w:t>7.1  能流图（Sankey）</w:t>
+      </w:r>
+    </w:p>
+    <w:p>
+      <w:r>
+        <w:t>能流图以桑基图（Sankey）呈现建筑能源从进线到分项用能的完整流向，是能耗分析的可视化补充。本需求随 V0.1.1 新增，落地为前端第 14 屏（hash 路由 /flow，FIN 顶栏菜单「能流图」，归「监测运行」组）。</w:t>
+      </w:r>
+    </w:p>
+    <w:p>
+      <w:r>
+        <w:t>图形态：Sankey 桑基图，流向带宽度正比于能耗量，节点为表计/分项，按介质分色。</w:t>
+      </w:r>
+    </w:p>
+    <w:p>
+      <w:r>
+        <w:t>数据口径：Layer 2 能耗台账（遵守铁律 6，禁直读 L1 点位历史）；流向宽度取选定账期内的台账合计，可回看任意账期。</w:t>
+      </w:r>
+    </w:p>
+    <w:p>
+      <w:r>
+        <w:t>筛选维度：站点（必选）、账期（span）、介质（电/水/气/热/汽/油，可切换单介质视图）。</w:t>
+      </w:r>
+    </w:p>
+    <w:p>
+      <w:r>
+        <w:t>结构来源：计量树 DAG（既有 Axon 端点 emMeterTree）——源表到子表/分项逐级汇入；缺口表产出汇入「不明用能」汇点；虚拟表作为派生节点；考核表不参与汇总（沿用 3.3 的汇总语义）。</w:t>
+      </w:r>
+    </w:p>
+    <w:p>
+      <w:r>
+        <w:t>数值来源：既有 Axon 端点 emLedgerQuery.aggregate（dim 取 meter），本需求不新增后端接口、不新增 Axon 函数。</w:t>
+      </w:r>
+    </w:p>
+    <w:p>
+      <w:r>
+        <w:t>交互约定：节点 tooltip 显示表计名、能耗值与单位；台账为空时给出「先构建台账」引导，不得白屏。</w:t>
+      </w:r>
+    </w:p>
+    <w:p>
+      <w:r>
+        <w:t>权限与边界：本屏只读，不含任何写操作；节点点击钻取、实时（L1）口径为后续版本需求，不在 V0.1.1 范围。</w:t>
       </w:r>
     </w:p>
     <w:p>

--- a/output/energyMatrix-semantic-model-design-spec(1).docx
+++ b/output/energyMatrix-semantic-model-design-spec(1).docx
@@ -96,7 +96,7 @@
           <w:sz w:val="22"/>
           <w:szCs w:val="22"/>
         </w:rPr>
-        <w:t>版本 V0.1.1</w:t>
+        <w:t>版本 V0.1.2</w:t>
       </w:r>
     </w:p>
     <w:p>
@@ -386,7 +386,7 @@
           </w:tcPr>
           <w:p>
             <w:r>
-              <w:t>V0.1.1</w:t>
+              <w:t>V0.1.2</w:t>
             </w:r>
           </w:p>
         </w:tc>
@@ -545,7 +545,7 @@
           </w:tcPr>
           <w:p>
             <w:r>
-              <w:t>em 0.1.1</w:t>
+              <w:t>em 0.1.2</w:t>
             </w:r>
           </w:p>
         </w:tc>
@@ -1261,6 +1261,48 @@
           </w:p>
         </w:tc>
       </w:tr>
+      <w:tr>
+        <w:tc>
+          <w:tcPr>
+            <w:tcW w:type="dxa" w:w="1080"/>
+          </w:tcPr>
+          <w:p>
+            <w:r>
+              <w:t>V0.1.2</w:t>
+            </w:r>
+          </w:p>
+        </w:tc>
+        <w:tc>
+          <w:tcPr>
+            <w:tcW w:type="dxa" w:w="1620"/>
+          </w:tcPr>
+          <w:p>
+            <w:r>
+              <w:t>2026-09</w:t>
+            </w:r>
+          </w:p>
+        </w:tc>
+        <w:tc>
+          <w:tcPr>
+            <w:tcW w:type="dxa" w:w="4680"/>
+          </w:tcPr>
+          <w:p>
+            <w:r>
+              <w:t>新增核心 KPI 考核界面需求（绿色医院评审支撑）；EmSite 增加 emBeds 床位参数；版本统一为 0.1.2</w:t>
+            </w:r>
+          </w:p>
+        </w:tc>
+        <w:tc>
+          <w:tcPr>
+            <w:tcW w:type="dxa" w:w="1620"/>
+          </w:tcPr>
+          <w:p>
+            <w:r>
+              <w:t>架构组</w:t>
+            </w:r>
+          </w:p>
+        </w:tc>
+      </w:tr>
     </w:tbl>
     <w:p>
       <w:r>
@@ -2423,6 +2465,21 @@
           <w:szCs w:val="20"/>
         </w:rPr>
         <w:t>7.1  能流图（Sankey）</w:t>
+        <w:tab/>
+        <w:t>19</w:t>
+      </w:r>
+    </w:p>
+    <w:p>
+      <w:r>
+        <w:rPr>
+          <w:rFonts w:ascii="Microsoft YaHei" w:cs="Microsoft YaHei" w:eastAsia="Microsoft YaHei" w:hAnsi="Microsoft YaHei"/>
+          <w:b/>
+          <w:bCs/>
+          <w:color w:val="0E2A47"/>
+          <w:sz w:val="20"/>
+          <w:szCs w:val="20"/>
+        </w:rPr>
+        <w:t>7.2  核心 KPI 考核（绿色医院评审支撑）</w:t>
         <w:tab/>
         <w:t>19</w:t>
       </w:r>
@@ -19279,6 +19336,87 @@
         <w:t>权限与边界：本屏只读，不含任何写操作；节点点击钻取、实时（L1）口径为后续版本需求，不在 V0.1.1 范围。</w:t>
       </w:r>
     </w:p>
+    <w:p>
+      <w:pPr>
+        <w:pStyle w:val="Heading2"/>
+      </w:pPr>
+      <w:r>
+        <w:t>7.2  核心 KPI 考核（绿色医院评审支撑）</w:t>
+      </w:r>
+    </w:p>
+    <w:p/>
+    <w:p>
+      <w:r>
+        <w:t>面向绿色医院评审与机构绩效考核，自动计算单位能耗强度类核心指标，给出同比、环比与达标判定，为多院区并列排名提供统一口径。本需求随 V0.1.2 新增，落地为前端新屏（hash 路由 /kpi，FIN 顶栏菜单「KPI 考核」，归「分析优化」组，位于「能耗分析」与「定额与对标」之间），是第 15 屏。</w:t>
+      </w:r>
+    </w:p>
+    <w:p/>
+    <w:p>
+      <w:r>
+        <w:t>指标清单（初版，全部由既有 EmKpi 指标定义驱动，评审口径调整后可在「指标定义表」配置扩展，不改代码）：</w:t>
+      </w:r>
+    </w:p>
+    <w:p/>
+    <w:p>
+      <w:r>
+        <w:t>单位建筑面积综合能耗 EUI（kWh/m²·月）——既有定义 EUI_TOTAL；单位面积电耗 EUI_ELEC（kWh/m²·月）</w:t>
+      </w:r>
+    </w:p>
+    <w:p/>
+    <w:p>
+      <w:r>
+        <w:t>单位建筑面积水耗 WUI（m³/m²·月）——既有定义 WUI</w:t>
+      </w:r>
+    </w:p>
+    <w:p/>
+    <w:p>
+      <w:r>
+        <w:t>人均能耗（kWh/人·月）——既有定义 EUI_PC；人均水耗（m³/人·月）——既有定义 WATER_PER_BED（现有编码名与中文名不符，V0.1.2 一并校正）</w:t>
+      </w:r>
+    </w:p>
+    <w:p/>
+    <w:p>
+      <w:r>
+        <w:t>单位床位能耗（kWh/床·月）——新增；绿色医院评审核心指标，依赖新模型参数 emBeds（见下）</w:t>
+      </w:r>
+    </w:p>
+    <w:p/>
+    <w:p>
+      <w:r>
+        <w:t>单位面积碳排（kgCO₂/m²·年）——既有定义 CBEI，按年粒度</w:t>
+      </w:r>
+    </w:p>
+    <w:p/>
+    <w:p>
+      <w:r>
+        <w:t>数据口径：Layer 2 能耗台账（铁律 6，禁直读 L1 点位历史）。指标值一律由后端 EmKpiService 求值（emFormula 为 Axon 表达式，分母缺失返回 null 不得当 0），前端只做展示、不自算口径。粒度以月为主，碳排强度按年。</w:t>
+      </w:r>
+    </w:p>
+    <w:p/>
+    <w:p>
+      <w:r>
+        <w:t>模型变更（本需求唯一模型缺口）：EmSite 增加 emBeds:N（在册床位数，单位床位能耗的分母），Xeto 定义与 demo 数据同步补齐（5 个站点）；既有参数 area（建筑面积）、emOccupancy（在册人数）、emCoolArea（空调面积）沿用，不重定义。</w:t>
+      </w:r>
+    </w:p>
+    <w:p/>
+    <w:p>
+      <w:r>
+        <w:t>筛选维度：账期（月，可回看任意已出账账期，支持多月趋势）；对象范围（多院区并列对比与排名；单站点下可下钻到 emDimension 允许的楼层 / 租户对象）。</w:t>
+      </w:r>
+    </w:p>
+    <w:p/>
+    <w:p>
+      <w:r>
+        <w:t>交互约定：KPI 卡片（当前值、单位、同比、环比、达标状态徽标）；院区排名表（同一指标跨对象排名，分母缺失显示「—」并注明缺哪个参数）；多月趋势图（叠加定额 / 国标基准线，基准线必须标注 emLimitSource 来源）；台账为空或指标无法求值时给空态引导，不得白屏、不得以 0 充数。</w:t>
+      </w:r>
+    </w:p>
+    <w:p/>
+    <w:p>
+      <w:r>
+        <w:t>权限与边界：本屏只读，不新增后端接口与 Axon 函数（复用既有 emKpiDefs / emKpiCompute / emKpiComputeAll / emQuotas / emQuotaProgressAll）；KPI 定义编辑与定额录入维持既有功能入口；EmKpiPoint 归一化点位固化（L3 写历史）不在 V0.1.2 范围，列后续版本。</w:t>
+      </w:r>
+    </w:p>
+    <w:p/>
     <w:p>
       <w:pPr>
         <w:pStyle w:val="Heading1"/>

--- a/output/energyMatrix-semantic-model-design-spec(1).docx
+++ b/output/energyMatrix-semantic-model-design-spec(1).docx
@@ -1288,7 +1288,7 @@
           </w:tcPr>
           <w:p>
             <w:r>
-              <w:t>新增核心 KPI 考核界面需求（绿色医院评审支撑）；EmSite 增加 emBeds 床位参数；版本统一为 0.1.2</w:t>
+              <w:t>新增核心 KPI 考核界面需求（绿色医院评审支撑）；EmSite 增加 emBeds 床位参数且基础参数可在数据模型配置屏在线维护；版本统一为 0.1.2</w:t>
             </w:r>
           </w:p>
         </w:tc>
@@ -19398,6 +19398,12 @@
         <w:t>模型变更（本需求唯一模型缺口）：EmSite 增加 emBeds:N（在册床位数，单位床位能耗的分母），Xeto 定义与 demo 数据同步补齐（5 个站点）；既有参数 area（建筑面积）、emOccupancy（在册人数）、emCoolArea（空调面积）沿用，不重定义。</w:t>
       </w:r>
     </w:p>
+    <w:p>
+      <w:r>
+        <w:t>参数可配置：站点基础参数（建筑面积 / 空调面积 / 在册人数 / 床位数）统一在既有「数据模型配置」屏在线维护（PropertyForm 表单经既有 emEntityUpdate 写入，admin 权限、拒绝受保护标签、写操作留审计），KPI 考核屏不内嵌参数编辑；参数缺失时 KPI 屏显示「—」并引导去模型配置补录。</w:t>
+      </w:r>
+    </w:p>
+    <w:p/>
     <w:p/>
     <w:p>
       <w:r>

--- a/output/energyMatrix-semantic-model-design-spec(1).docx
+++ b/output/energyMatrix-semantic-model-design-spec(1).docx
@@ -96,7 +96,7 @@
           <w:sz w:val="22"/>
           <w:szCs w:val="22"/>
         </w:rPr>
-        <w:t>版本 V0.1.2</w:t>
+        <w:t>版本 V0.1.3</w:t>
       </w:r>
     </w:p>
     <w:p>
@@ -386,7 +386,7 @@
           </w:tcPr>
           <w:p>
             <w:r>
-              <w:t>V0.1.2</w:t>
+              <w:t>V0.1.3</w:t>
             </w:r>
           </w:p>
         </w:tc>
@@ -545,7 +545,7 @@
           </w:tcPr>
           <w:p>
             <w:r>
-              <w:t>em 0.1.2</w:t>
+              <w:t>em 0.1.3</w:t>
             </w:r>
           </w:p>
         </w:tc>
@@ -826,7 +826,7 @@
                 <w:sz w:val="18"/>
                 <w:szCs w:val="18"/>
               </w:rPr>
-              <w:t xml:space="preserve">日期</w:t>
+              <w:t>V0.1.3</w:t>
             </w:r>
           </w:p>
         </w:tc>
@@ -1289,6 +1289,48 @@
           <w:p>
             <w:r>
               <w:t>新增核心 KPI 考核界面需求（绿色医院评审支撑）；EmSite 增加 emBeds 床位参数且基础参数可在数据模型配置屏在线维护；版本统一为 0.1.2</w:t>
+            </w:r>
+          </w:p>
+        </w:tc>
+        <w:tc>
+          <w:tcPr>
+            <w:tcW w:type="dxa" w:w="1620"/>
+          </w:tcPr>
+          <w:p>
+            <w:r>
+              <w:t>架构组</w:t>
+            </w:r>
+          </w:p>
+        </w:tc>
+      </w:tr>
+      <w:tr>
+        <w:tc>
+          <w:tcPr>
+            <w:tcW w:type="dxa" w:w="1080"/>
+          </w:tcPr>
+          <w:p>
+            <w:r>
+              <w:t>V0.1.3</w:t>
+            </w:r>
+          </w:p>
+        </w:tc>
+        <w:tc>
+          <w:tcPr>
+            <w:tcW w:type="dxa" w:w="1620"/>
+          </w:tcPr>
+          <w:p>
+            <w:r>
+              <w:t>2026-09</w:t>
+            </w:r>
+          </w:p>
+        </w:tc>
+        <w:tc>
+          <w:tcPr>
+            <w:tcW w:type="dxa" w:w="4680"/>
+          </w:tcPr>
+          <w:p>
+            <w:r>
+              <w:t>新增重点负荷与电气安全监测需求（重点负荷实时监控、医用隔离电源绝缘监测、电能质量分析、电气火灾预警）；配套新增绝缘电阻/剩余电流/谐波/不平衡度点位规范与 IT 隔离电源设备类型；版本统一为 0.1.3</w:t>
             </w:r>
           </w:p>
         </w:tc>
@@ -2892,7 +2934,7 @@
                 <w:sz w:val="18"/>
                 <w:szCs w:val="18"/>
               </w:rPr>
-              <w:t xml:space="preserve">em</w:t>
+              <w:t>em 0.1.3</w:t>
             </w:r>
           </w:p>
         </w:tc>
@@ -19423,6 +19465,184 @@
       </w:r>
     </w:p>
     <w:p/>
+    <w:p>
+      <w:r>
+        <w:t>demo 数据：mytest 医院四院区按 7.3.1–7.3.4 补齐重点负荷回路监测点位、IT 隔离电源柜与 his 模拟数据（建立到设备树），随 V0.1.3 演示环境一并交付。</w:t>
+      </w:r>
+    </w:p>
+    <w:p>
+      <w:r>
+        <w:t>安全红线：全部子需求只监测、不控制，页面不含任何写控制点操作（沿用「实时安全回路绝不依赖账务层、绝不直接写控制点」原则）。</w:t>
+      </w:r>
+    </w:p>
+    <w:p>
+      <w:r>
+        <w:t>告警闭环：统一复用域 11 诊断与闭环（EmDiagRuleEngine 阈值规则 → EmAnomaly 异常事件 → EmWorkOrder 工单），阈值在诊断规则中可配置；本需求不新建告警体系、不新增后端计算域（评审确认）。</w:t>
+      </w:r>
+    </w:p>
+    <w:p>
+      <w:r>
+        <w:t>数据层：本域属 Layer 1 实时监测场景，经既有 hisRead 通道读取点位历史，不产生 L2 台账口径，与铁律 6（业务对象禁直读点位）不冲突；四个子需求的监测数据原则上不进入能耗台账。</w:t>
+      </w:r>
+    </w:p>
+    <w:p>
+      <w:pPr>
+        <w:pStyle w:val="Heading3"/>
+        <w:spacing w:after="120" w:before="200"/>
+      </w:pPr>
+      <w:r>
+        <w:rPr>
+          <w:rFonts w:ascii="Microsoft YaHei" w:cs="Microsoft YaHei" w:eastAsia="Microsoft YaHei" w:hAnsi="Microsoft YaHei"/>
+          <w:b/>
+          <w:bCs/>
+          <w:color w:val="0E2A47"/>
+          <w:sz w:val="22"/>
+          <w:szCs w:val="22"/>
+        </w:rPr>
+        <w:t>共性与边界</w:t>
+      </w:r>
+    </w:p>
+    <w:p>
+      <w:r>
+        <w:t>模型缺口（本需求新增，V0.1.3）：点位规范 EmResidualCurrent（剩余电流，mA）。</w:t>
+      </w:r>
+    </w:p>
+    <w:p>
+      <w:r>
+        <w:t>参数：线缆温度（°C，复用既有 EmTemp）、剩余/漏电流（mA）；阈值越限产生异常事件并派发工单，提前识别电气火灾隐患。</w:t>
+      </w:r>
+    </w:p>
+    <w:p>
+      <w:r>
+        <w:t>对象：各院区配电回路（重点覆盖一级负荷与大电流回路）。</w:t>
+      </w:r>
+    </w:p>
+    <w:p>
+      <w:pPr>
+        <w:pStyle w:val="Heading3"/>
+        <w:spacing w:after="120" w:before="200"/>
+      </w:pPr>
+      <w:r>
+        <w:rPr>
+          <w:rFonts w:ascii="Microsoft YaHei" w:cs="Microsoft YaHei" w:eastAsia="Microsoft YaHei" w:hAnsi="Microsoft YaHei"/>
+          <w:b/>
+          <w:bCs/>
+          <w:color w:val="0E2A47"/>
+          <w:sz w:val="22"/>
+          <w:szCs w:val="22"/>
+        </w:rPr>
+        <w:t>7.3.4  电气火灾预警</w:t>
+      </w:r>
+    </w:p>
+    <w:p>
+      <w:r>
+        <w:t>模型缺口（本需求新增，V0.1.3）：点位规范 EmThdV（电压 THD，%）、EmThdI（电流 THD，%）、EmUnbalance（三相不平衡度，%）；电压暂降以「his 点 + 异常事件」双轨记录（曲线留痕 + 事件闭环）。</w:t>
+      </w:r>
+    </w:p>
+    <w:p>
+      <w:r>
+        <w:t>参数：电压总谐波畸变率 THD（%）、电流 THD（%）、三相电压不平衡度（%）、电压暂降（剩余电压 % + 持续时间，事件型）；馈线 PQ 一览 + 趋势 + 暂降事件列表，支撑精密医疗设备稳定运行。</w:t>
+      </w:r>
+    </w:p>
+    <w:p>
+      <w:r>
+        <w:t>对象：CT、MRI 等大型影像设备馈线及院区主进线。</w:t>
+      </w:r>
+    </w:p>
+    <w:p>
+      <w:pPr>
+        <w:pStyle w:val="Heading3"/>
+        <w:spacing w:after="120" w:before="200"/>
+      </w:pPr>
+      <w:r>
+        <w:rPr>
+          <w:rFonts w:ascii="Microsoft YaHei" w:cs="Microsoft YaHei" w:eastAsia="Microsoft YaHei" w:hAnsi="Microsoft YaHei"/>
+          <w:b/>
+          <w:bCs/>
+          <w:color w:val="0E2A47"/>
+          <w:sz w:val="22"/>
+          <w:szCs w:val="22"/>
+        </w:rPr>
+        <w:t>7.3.3  电能质量分析</w:t>
+      </w:r>
+    </w:p>
+    <w:p>
+      <w:r>
+        <w:t>模型缺口（本需求新增，V0.1.3）：点位规范 EmInsulationResistance（绝缘电阻，kΩ）；IT 隔离电源柜作为 equip 挂到场所与供电回路，监测点挂设备下进入设备树。</w:t>
+      </w:r>
+    </w:p>
+    <w:p>
+      <w:r>
+        <w:t>参数：系统绝缘电阻（kΩ，核心量）、负荷电流（A）、变压器温度（°C）；绝缘电阻下降越限告警，告警阈值参照 IEC 60364-7-710 的 50 Ω/V 惯例（220 V IT 系统约 50 kΩ，最终值评审定夺），告警联动既有异常事件与工单闭环。</w:t>
+      </w:r>
+    </w:p>
+    <w:p>
+      <w:r>
+        <w:t>对象：二类医疗场所（手术室、ICU 等）的 IT 隔离电源系统。</w:t>
+      </w:r>
+    </w:p>
+    <w:p>
+      <w:pPr>
+        <w:pStyle w:val="Heading3"/>
+        <w:spacing w:after="120" w:before="200"/>
+      </w:pPr>
+      <w:r>
+        <w:rPr>
+          <w:rFonts w:ascii="Microsoft YaHei" w:cs="Microsoft YaHei" w:eastAsia="Microsoft YaHei" w:hAnsi="Microsoft YaHei"/>
+          <w:b/>
+          <w:bCs/>
+          <w:color w:val="0E2A47"/>
+          <w:sz w:val="22"/>
+          <w:szCs w:val="22"/>
+        </w:rPr>
+        <w:t>7.3.2  医用隔离电源（IT 系统）绝缘监测</w:t>
+      </w:r>
+    </w:p>
+    <w:p>
+      <w:r>
+        <w:t>模型现状：四类参数点位规范已存在（EmVolt / EmCurrent / EmElecPowerActive / EmTemp），无新增规范；缺口在数据——医院院区需为重点负荷回路补齐监测点位并生成 his 模拟数据（缺的数据建立到设备树与标签上，demo 数据随 V0.1.3 一并补齐）。</w:t>
+      </w:r>
+    </w:p>
+    <w:p>
+      <w:r>
+        <w:t>参数：电压（V）、电流（A）、有功功率（kW）、线缆/端子温度（°C），24 小时连续监测、分钟级采样展示；视图按场所（空间）筛选回路，卡片 + 24h 曲线，越限高亮。</w:t>
+      </w:r>
+    </w:p>
+    <w:p>
+      <w:r>
+        <w:t>对象：手术室、ICU、急诊等一级负荷的配电回路，回路以计量树电表承载、经空间标签挂到医疗场所（按场所筛选回路）。</w:t>
+      </w:r>
+    </w:p>
+    <w:p>
+      <w:pPr>
+        <w:pStyle w:val="Heading3"/>
+        <w:spacing w:after="120" w:before="200"/>
+      </w:pPr>
+      <w:r>
+        <w:rPr>
+          <w:rFonts w:ascii="Microsoft YaHei" w:cs="Microsoft YaHei" w:eastAsia="Microsoft YaHei" w:hAnsi="Microsoft YaHei"/>
+          <w:b/>
+          <w:bCs/>
+          <w:color w:val="0E2A47"/>
+          <w:sz w:val="22"/>
+          <w:szCs w:val="22"/>
+        </w:rPr>
+        <w:t>7.3.1  重点负荷实时监控</w:t>
+      </w:r>
+    </w:p>
+    <w:p>
+      <w:r>
+        <w:t>面向医院客户一、二类医疗场所的电气安全运行场景，对重点负荷配电回路、医用隔离电源、电能质量与电气火灾隐患进行 24 小时连续监测与预警。本需求随 V0.1.3 新增，落地为前端新屏（第 16 屏「电气安全」，hash 路由 /safety，FIN 顶栏菜单归「监测运行」组、位于「实时监测与告警」之后；屏名与分组评审时可再定夺），屏内四个子视图对应四个子需求。</w:t>
+      </w:r>
+    </w:p>
+    <w:p>
+      <w:pPr>
+        <w:pStyle w:val="Heading2"/>
+      </w:pPr>
+      <w:r>
+        <w:t>7.3  重点负荷与电气安全监测（医院专项）</w:t>
+      </w:r>
+    </w:p>
     <w:p>
       <w:pPr>
         <w:pStyle w:val="Heading1"/>
